--- a/policies/build/chapters_v2/ROM/Document/ROM_Package_v2/ROM2/SOP_ROM2_ethical_management_of_the_organisation.docx
+++ b/policies/build/chapters_v2/ROM/Document/ROM_Package_v2/ROM2/SOP_ROM2_ethical_management_of_the_organisation.docx
@@ -644,7 +644,7 @@
         <w:rPr>
           <w:i/>
         </w:rPr>
-        <w:t>NABH — Accreditation Standards for Hospitals, 6th Edition, ROM.2 — named source, no working link could be verified from here; check directly.</w:t>
+        <w:t>National Accreditation Board for Hospitals and Healthcare Providers. (2025). NABH accreditation standards for hospitals (6th ed.), ROM.2. ISBN 978-81-965264-9-8. https://portal.nabh.co/images/Standards/NABH%20Hospital%20Accreditation%20Standard%206th%20Edition%20January%202025.pdf</w:t>
       </w:r>
     </w:p>
     <w:p>

--- a/policies/build/chapters_v2/ROM/Document/ROM_Package_v2/ROM2/SOP_ROM2_ethical_management_of_the_organisation.docx
+++ b/policies/build/chapters_v2/ROM/Document/ROM_Package_v2/ROM2/SOP_ROM2_ethical_management_of_the_organisation.docx
@@ -640,12 +640,15 @@
       <w:pPr>
         <w:pStyle w:val="ListParagraph"/>
       </w:pPr>
-      <w:r>
-        <w:rPr>
-          <w:i/>
-        </w:rPr>
-        <w:t>National Accreditation Board for Hospitals and Healthcare Providers. (2025). NABH accreditation standards for hospitals (6th ed.), ROM.2. ISBN 978-81-965264-9-8. https://portal.nabh.co/images/Standards/NABH%20Hospital%20Accreditation%20Standard%206th%20Edition%20January%202025.pdf</w:t>
-      </w:r>
+      <w:hyperlink r:id="rId11">
+        <w:r>
+          <w:rPr>
+            <w:rStyle w:val="Hyperlink"/>
+            <w:i/>
+          </w:rPr>
+          <w:t>National Accreditation Board for Hospitals and Healthcare Providers. (2025). NABH accreditation standards for hospitals (6th ed.), ROM.2. ISBN 978-81-965264-9-8. https://portal.nabh.co/images/Standards/NABH%20Hospital%20Accreditation%20Standard%206th%20Edition%20January%202025.pdf</w:t>
+        </w:r>
+      </w:hyperlink>
     </w:p>
     <w:p>
       <w:pPr>
